--- a/lernskripte/ML_R8_Vertiefung_BKWI2_A4_Desktop_Prueffassung.docx
+++ b/lernskripte/ML_R8_Vertiefung_BKWI2_A4_Desktop_Prueffassung.docx
@@ -47,38 +47,6 @@
               <w:rPr>
                 <w:rFonts w:ascii="Arial" w:hAnsi="Arial" w:eastAsia="Arial" w:cs="Arial"/>
               </w:rPr>
-              <w:drawing>
-                <wp:inline xmlns:a="http://schemas.openxmlformats.org/drawingml/2006/main" xmlns:pic="http://schemas.openxmlformats.org/drawingml/2006/picture">
-                  <wp:extent cx="5040000" cy="1680000"/>
-                  <wp:docPr id="1" name="Picture 1" title="EduCode Logo" descr="EduCode Logo mit fünf farbigen Kreisen"/>
-                  <wp:cNvGraphicFramePr>
-                    <a:graphicFrameLocks noChangeAspect="1"/>
-                  </wp:cNvGraphicFramePr>
-                  <a:graphic>
-                    <a:graphicData uri="http://schemas.openxmlformats.org/drawingml/2006/picture">
-                      <pic:pic>
-                        <pic:nvPicPr>
-                          <pic:cNvPr id="0" name="image1.png"/>
-                          <pic:cNvPicPr/>
-                        </pic:nvPicPr>
-                        <pic:blipFill>
-                          <a:blip r:embed="rId26"/>
-                          <a:stretch>
-                            <a:fillRect/>
-                          </a:stretch>
-                        </pic:blipFill>
-                        <pic:spPr>
-                          <a:xfrm>
-                            <a:off x="0" y="0"/>
-                            <a:ext cx="5040000" cy="1680000"/>
-                          </a:xfrm>
-                          <a:prstGeom prst="rect"/>
-                        </pic:spPr>
-                      </pic:pic>
-                    </a:graphicData>
-                  </a:graphic>
-                </wp:inline>
-              </w:drawing>
             </w:r>
           </w:p>
           <w:p>
@@ -93,10 +61,10 @@
                 <w:color w:val="17324D"/>
                 <w:sz w:val="68"/>
               </w:rPr>
-              <w:t>Machine Learning und
-Künstliche Intelligenz</w:t>
+              <w:t>Machine Learning und</w:t>
               <w:br/>
-              <w:t/>
+              <w:t>Künstliche Intelligenz</w:t>
+              <w:br/>
             </w:r>
           </w:p>
           <w:p>
@@ -197,40 +165,7 @@
               <w:spacing w:after="160"/>
               <w:ind w:left="1049" w:hanging="1049"/>
             </w:pPr>
-            <w:r>
-              <w:drawing>
-                <wp:inline xmlns:a="http://schemas.openxmlformats.org/drawingml/2006/main" xmlns:pic="http://schemas.openxmlformats.org/drawingml/2006/picture">
-                  <wp:extent cx="306000" cy="306000"/>
-                  <wp:docPr id="11" name="Picture 11" title="Wegweiser" descr="Schwarzes Outline-Symbol eines Wegweisers für die Arbeitsorientierung"/>
-                  <wp:cNvGraphicFramePr>
-                    <a:graphicFrameLocks noChangeAspect="1"/>
-                  </wp:cNvGraphicFramePr>
-                  <a:graphic>
-                    <a:graphicData uri="http://schemas.openxmlformats.org/drawingml/2006/picture">
-                      <pic:pic>
-                        <pic:nvPicPr>
-                          <pic:cNvPr id="0" name="icon_arbeitsweise_wegweiser.png"/>
-                          <pic:cNvPicPr/>
-                        </pic:nvPicPr>
-                        <pic:blipFill>
-                          <a:blip r:embed="rId20"/>
-                          <a:stretch>
-                            <a:fillRect/>
-                          </a:stretch>
-                        </pic:blipFill>
-                        <pic:spPr>
-                          <a:xfrm>
-                            <a:off x="0" y="0"/>
-                            <a:ext cx="306000" cy="306000"/>
-                          </a:xfrm>
-                          <a:prstGeom prst="rect"/>
-                        </pic:spPr>
-                      </pic:pic>
-                    </a:graphicData>
-                  </a:graphic>
-                </wp:inline>
-              </w:drawing>
-            </w:r>
+            <w:r/>
             <w:r>
               <w:rPr>
                 <w:rFonts w:ascii="Arial" w:hAnsi="Arial" w:eastAsia="Arial" w:cs="Arial"/>
@@ -2272,19 +2207,6 @@
       </w:r>
     </w:p>
     <w:p/>
-    <w:p>
-      <w:pPr>
-        <w:shd w:fill="FFF1DD"/>
-        <w:pBdr>
-          <w:left w:val="single" w:sz="16" w:space="8" w:color="D9822B"/>
-        </w:pBdr>
-        <w:spacing w:after="0"/>
-        <w:ind w:left="220"/>
-      </w:pPr>
-      <w:r>
-        <w:t>Material: `notebooks/02_daten_erkunden.ipynb und notebooks/daten/lerndaten_lernagent.csv` · Abgabe: `abgaben/ML-K13-A01` · Prüfnachweis: Ergebnis, Deutung, mindestens ein Test- oder Grenzfall.</w:t>
-      </w:r>
-    </w:p>
     <w:p>
       <w:pPr>
         <w:pStyle w:val="ListNumber"/>
@@ -7471,14 +7393,7 @@
               <w:spacing w:after="80"/>
             </w:pPr>
             <w:r>
-              <w:rPr>
-                <w:b/>
-              </w:rPr>
-              <w:t>Ausgangssituation</w:t>
-              <w:br/>
-            </w:r>
-            <w:r>
-              <w:t>Du erschließt dir in diesem Kapitel „Große Datenmengen sichtbar machen“ anhand der vorhandenen betrieblichen oder technischen Ausgangslage.</w:t>
+              <w:t>Eine Lerngruppe möchte aus vielen Übungseinträgen einen Überblick erstellen. Eine Grafik soll eine konkrete Frage beantworten, ohne aus einem auffälligen Wert sofort eine Ursache abzuleiten.</w:t>
             </w:r>
           </w:p>
           <w:p>
@@ -7644,7 +7559,7 @@
         <w:pStyle w:val="R8Information"/>
       </w:pPr>
       <w:r>
-        <w:t>Durchgearbeitetes Parallelbeispiel – Parallelbeispiel – Schulbibliothek: Aus 30 Rückgaben wurden die Ausleihtage gezählt. Gesucht ist die Verteilung der Dauer, nicht der Unterschied zwischen Personen. Ein Histogramm mit Klassen 0–2, 3–5 und 6–8 Tage, x-Achse ‚Ausleihtage‘ und y-Achse ‚Anzahl Rückgaben‘ beantwortet diese Frage. Einzelne lange Ausleihen erklären noch nicht den Grund der Verspätung. Wähle für die Lerndaten selbst eine geeignete Form.</w:t>
+        <w:t>Durchgearbeitetes Parallelbeispiel – Schulbibliothek: Aus 30 Rückgaben wurden die Ausleihtage gezählt. Gesucht ist die Verteilung der Dauer, nicht der Unterschied zwischen Personen. Ein Histogramm mit Klassen 0–2, 3–5 und 6–8 Tage, x-Achse ‚Ausleihtage‘ und y-Achse ‚Anzahl Rückgaben‘ beantwortet diese Frage. Einzelne lange Ausleihen erklären noch nicht den Grund der Verspätung. Wähle für die Lerndaten selbst eine geeignete Form.</w:t>
       </w:r>
     </w:p>
     <w:p>
@@ -8443,14 +8358,7 @@
               <w:spacing w:after="80"/>
             </w:pPr>
             <w:r>
-              <w:rPr>
-                <w:b/>
-              </w:rPr>
-              <w:t>Ausgangssituation</w:t>
-              <w:br/>
-            </w:r>
-            <w:r>
-              <w:t>Du erschließt dir in diesem Kapitel „Aggregieren, ohne Wichtiges zu verstecken“ anhand der vorhandenen betrieblichen oder technischen Ausgangslage.</w:t>
+              <w:t>Eine Auswertung zeigt einen einzigen Mittelwert für alle Übungsergebnisse. Die Klasse vermutet, dass dabei Unterschiede zwischen Modulen oder kleine Gruppen übersehen werden.</w:t>
             </w:r>
           </w:p>
           <w:p>
@@ -8616,7 +8524,7 @@
         <w:pStyle w:val="R8Information"/>
       </w:pPr>
       <w:r>
-        <w:t>Durchgearbeitetes Parallelbeispiel – Parallelbeispiel – Mensa: An einem Tag warten drei Gruppen 2, 3 und 10 Minuten. Gegeben: 2, 3, 10 Minuten; gesucht: typische Wartezeit und auffällige Streuung. Mittelwert = (2+3+10)/3 = 5 Minuten; sortiert steht der Median bei 3 Minuten. Schritt 1: Werte addieren und durch drei teilen. Schritt 2: sortieren und mittleren Wert lesen. Der Mittelwert allein verdeckt die lange Wartezeit der dritten Gruppe. Dieses Rechenbeispiel verwendet keine Lerndaten und löst nicht die vier Diagrammfragen.</w:t>
+        <w:t>Durchgearbeitetes Parallelbeispiel – Mensa: An einem Tag warten drei Gruppen 2, 3 und 10 Minuten. Gegeben: 2, 3, 10 Minuten; gesucht: typische Wartezeit und auffällige Streuung. Mittelwert = (2+3+10)/3 = 5 Minuten; sortiert steht der Median bei 3 Minuten. Schritt 1: Werte addieren und durch drei teilen. Schritt 2: sortieren und mittleren Wert lesen. Der Mittelwert allein verdeckt die lange Wartezeit der dritten Gruppe. Dieses Rechenbeispiel verwendet keine Lerndaten und löst nicht die vier Diagrammfragen.</w:t>
       </w:r>
     </w:p>
     <w:p>
@@ -9161,14 +9069,7 @@
               <w:spacing w:after="80"/>
             </w:pPr>
             <w:r>
-              <w:rPr>
-                <w:b/>
-              </w:rPr>
-              <w:t>Ausgangssituation</w:t>
-              <w:br/>
-            </w:r>
-            <w:r>
-              <w:t>Du erschließt dir in diesem Kapitel „View zuerst: Dashboard des Lernagenten“ anhand der vorhandenen betrieblichen oder technischen Ausgangslage.</w:t>
+              <w:t>Die Lehrkräfte wollen die bestehende Lernagenten-Ansicht für ihre Entscheidungen nutzen. Ein Dashboard darf Lernschwerpunkte zeigen, aber keine automatische Benotung auslösen.</w:t>
             </w:r>
           </w:p>
           <w:p>
@@ -9176,14 +9077,7 @@
               <w:spacing w:before="100"/>
             </w:pPr>
             <w:r>
-              <w:rPr>
-                <w:b/>
-              </w:rPr>
-              <w:t>Aufgabe – Jetzt tun</w:t>
-              <w:br/>
-            </w:r>
-            <w:r>
-              <w:t>ML-K16-A01 · 10.4 Praxisauftrag: Management- und Lernansicht</w:t>
+              <w:t>Einstieg: Betrachte die Dashboard-Grafik in 16.2 und markiere zwei sichtbare Aussagen, deren Datengrundlage du prüfen musst.</w:t>
             </w:r>
           </w:p>
         </w:tc>
@@ -9195,18 +9089,6 @@
       </w:pPr>
       <w:r>
         <w:t>ML-K16-A01 · Praxisauftrag: Management- und Lernansicht</w:t>
-      </w:r>
-    </w:p>
-    <w:p>
-      <w:pPr>
-        <w:shd w:fill="FFF1DD"/>
-        <w:pBdr>
-          <w:left w:val="single" w:sz="16" w:space="8" w:color="D9822B"/>
-        </w:pBdr>
-        <w:ind w:left="220"/>
-      </w:pPr>
-      <w:r>
-        <w:t>Material: `notebooks/08_grosse_daten_visualisieren.ipynb` · Abgabe: `abgaben/ML-K16-A01` · Prüfnachweis: Ergebnis, Deutung, mindestens ein Test- oder Grenzfall.</w:t>
       </w:r>
     </w:p>
     <w:p>
@@ -9393,7 +9275,7 @@
         <w:pStyle w:val="R8Information"/>
       </w:pPr>
       <w:r>
-        <w:t>Durchgearbeitetes Parallelbeispiel – Parallelbeispiel – Bibliotheksbestand: Lernende sehen, ob ein Buch verfügbar ist und wann eine Rückgabe erwartet wird; das Büchereiteam sieht Bestandszahlen je Kategorie. Die erste Ansicht benötigt Ausleihstatus und Rückgabetag, die zweite zählt Bücher nach Kategorie. Bei unklarer Rückgabe zeigt die Ansicht ‚bitte nachfragen‘ statt ein sicheres Datum. Übertrage nur die Trennung von Adressat, Daten und Handlung auf den Lernagenten.</w:t>
+        <w:t>Durchgearbeitetes Parallelbeispiel – Bibliotheksbestand: Lernende sehen, ob ein Buch verfügbar ist und wann eine Rückgabe erwartet wird; das Büchereiteam sieht Bestandszahlen je Kategorie. Die erste Ansicht benötigt Ausleihstatus und Rückgabetag, die zweite zählt Bücher nach Kategorie. Bei unklarer Rückgabe zeigt die Ansicht ‚bitte nachfragen‘ statt ein sicheres Datum. Übertrage nur die Trennung von Adressat, Daten und Handlung auf den Lernagenten.</w:t>
       </w:r>
     </w:p>
     <w:p>
@@ -10861,14 +10743,7 @@
               <w:spacing w:after="80"/>
             </w:pPr>
             <w:r>
-              <w:rPr>
-                <w:b/>
-              </w:rPr>
-              <w:t>Ausgangssituation</w:t>
-              <w:br/>
-            </w:r>
-            <w:r>
-              <w:t>Du erschließt dir in diesem Kapitel „Ein reproduzierbarer ML-Workflow mit Bibliotheken“ anhand der vorhandenen betrieblichen oder technischen Ausgangslage.</w:t>
+              <w:t>Eine neue Person im Projektteam soll die Auswertung der Übungsdaten wiederholen können. Eine Liste mit Bibliotheksnamen reicht dafür nicht: Für jede Station muss der Prüfschritt erkennbar sein.</w:t>
             </w:r>
           </w:p>
           <w:p>
@@ -11034,7 +10909,7 @@
         <w:pStyle w:val="R8Information"/>
       </w:pPr>
       <w:r>
-        <w:t>Durchgearbeitetes Parallelbeispiel – Parallelbeispiel – Fahrradverleih: Eine CSV mit Ausleihen je Tag wird eingelesen (Ausgabe: Tabelle). Fehlende Tage werden markiert, die letzten zwei Wochen als Test zurückgehalten, ein einfacher Vorwochenwert dient als Baseline, ein zweiter Ansatz wird nur auf früheren Wochen entwickelt. Beide werden auf denselben zurückgehaltenen Tagen verglichen; ein Bericht nennt die größte Fehlwoche. Diese Stationen illustrieren die Reihenfolge, ohne die Lerndaten-Pipeline auszuarbeiten.</w:t>
+        <w:t>Durchgearbeitetes Parallelbeispiel – Fahrradverleih: Eine CSV mit Ausleihen je Tag wird eingelesen (Ausgabe: Tabelle). Fehlende Tage werden markiert, die letzten zwei Wochen als Test zurückgehalten, ein einfacher Vorwochenwert dient als Baseline, ein zweiter Ansatz wird nur auf früheren Wochen entwickelt. Beide werden auf denselben zurückgehaltenen Tagen verglichen; ein Bericht nennt die größte Fehlwoche. Diese Stationen illustrieren die Reihenfolge, ohne die Lerndaten-Pipeline auszuarbeiten.</w:t>
       </w:r>
     </w:p>
     <w:p>
@@ -12385,14 +12260,7 @@
               <w:spacing w:after="80"/>
             </w:pPr>
             <w:r>
-              <w:rPr>
-                <w:b/>
-              </w:rPr>
-              <w:t>Ausgangssituation</w:t>
-              <w:br/>
-            </w:r>
-            <w:r>
-              <w:t>Du erschließt dir in diesem Kapitel „Code lesen: von Daten zu einer Klassifikation“ anhand der vorhandenen betrieblichen oder technischen Ausgangslage.</w:t>
+              <w:t>Ein Notebook für den Lernagenten liefert Kennzahlen. Bevor die Lerngruppe das Ergebnis übernimmt, erklärt sie die wesentlichen Codezeilen und prüft, ob die Spaltennamen wirklich in der CSV stehen.</w:t>
             </w:r>
           </w:p>
           <w:p>
@@ -12400,14 +12268,7 @@
               <w:spacing w:before="100"/>
             </w:pPr>
             <w:r>
-              <w:rPr>
-                <w:b/>
-              </w:rPr>
-              <w:t>Aufgabe – Jetzt tun</w:t>
-              <w:br/>
-            </w:r>
-            <w:r>
-              <w:t>ML-K18-A01 · 11.3 Praxisauftrag: Bibliotheken gezielt einsetzen</w:t>
+              <w:t>Einstieg: Öffne lokal `notebooks/daten/lernergebnisse.csv` und vergleiche die Kopfzeile mit dem Codeausschnitt in 18.2. Starte das Programm erst nach dieser Prüfung.</w:t>
             </w:r>
           </w:p>
         </w:tc>
@@ -12419,18 +12280,6 @@
       </w:pPr>
       <w:r>
         <w:t>ML-K18-A01 · Praxisauftrag: Bibliotheken gezielt einsetzen</w:t>
-      </w:r>
-    </w:p>
-    <w:p>
-      <w:pPr>
-        <w:shd w:fill="FFF1DD"/>
-        <w:pBdr>
-          <w:left w:val="single" w:sz="16" w:space="8" w:color="D9822B"/>
-        </w:pBdr>
-        <w:ind w:left="220"/>
-      </w:pPr>
-      <w:r>
-        <w:t>Material: `notebooks/07_modellpruefung.ipynb` · Abgabe: `abgaben/ML-K18-A01` · Prüfnachweis: Ergebnis, Deutung, mindestens ein Test- oder Grenzfall.</w:t>
       </w:r>
     </w:p>
     <w:p>
@@ -12546,7 +12395,7 @@
         <w:pStyle w:val="R8Information"/>
       </w:pPr>
       <w:r>
-        <w:t>Durchgearbeitetes Parallelbeispiel – Parallelbeispiel – Bibliotheksrückgaben: `daten = pd.read_csv('rueckgaben.csv')` lädt eine Tabelle; `X = daten[['leihdauer_tage']]` bezeichnet eine Eingabe und `y = daten['rechtzeitig']` das bekannte Ziel. Vor dem Lauf sind Kopfzeilen, fehlende Werte und die Trennung späterer Testfälle zu prüfen. Dieses kleine Beispiel erklärt Rollen im Code; es enthält weder die Lerndaten noch eine Modellgüte.</w:t>
+        <w:t>Durchgearbeitetes Parallelbeispiel – Bibliotheksrückgaben: `daten = pd.read_csv('rueckgaben.csv')` lädt eine Tabelle; `X = daten[['leihdauer_tage']]` bezeichnet eine Eingabe und `y = daten['rechtzeitig']` das bekannte Ziel. Vor dem Lauf sind Kopfzeilen, fehlende Werte und die Trennung späterer Testfälle zu prüfen. Dieses kleine Beispiel erklärt Rollen im Code; es enthält weder die Lerndaten noch eine Modellgüte.</w:t>
       </w:r>
     </w:p>
     <w:p>
@@ -12628,7 +12477,7 @@
               <w:br/>
               <w:t>df = pd.read_csv('daten/lernergebnisse.csv')</w:t>
               <w:br/>
-              <w:t>X = df[['loesungsquote', 'versuche', 'bearbeitungszeit']]</w:t>
+              <w:t>X = df[['loesungsquote', 'versuche', 'bearbeitungszeit_min']]</w:t>
               <w:br/>
               <w:t>y = df['empfehlung']</w:t>
               <w:br/>
@@ -13700,14 +13549,7 @@
               <w:spacing w:after="80"/>
             </w:pPr>
             <w:r>
-              <w:rPr>
-                <w:b/>
-              </w:rPr>
-              <w:t>Ausgangssituation</w:t>
-              <w:br/>
-            </w:r>
-            <w:r>
-              <w:t>Du erschließt dir in diesem Kapitel „Fehlerwerkstatt“ anhand der vorhandenen betrieblichen oder technischen Ausgangslage.</w:t>
+              <w:t>Ein Team meldet, das Modell sei ‚kaputt‘. In der vorbereiteten CSV fehlen Werte und einzelne Eingaben wirken unplausibel. Ein zweiter Befund kann trotz ausführbarem Code fachlich falsch sein.</w:t>
             </w:r>
           </w:p>
           <w:p>
@@ -13873,7 +13715,7 @@
         <w:pStyle w:val="R8Information"/>
       </w:pPr>
       <w:r>
-        <w:t>Durchgearbeitetes Parallelbeispiel – Parallelbeispiel – Bibliotheksdatei: Eine CSV enthält die Spalte `ausleihtage`, das Programm sucht `ausleih_tage`. Beobachtung: `KeyError`; Hypothese: Spaltenname weicht ab; Test: Kopfzeile ausgeben; Befund: `ausleihtage` steht dort; Korrektur: den Code an die vorhandene Spalte anpassen. Die Lernagenten-Datei und ein fachlicher Modellfehler bleiben für die Aufgabe offen.</w:t>
+        <w:t>Durchgearbeitetes Parallelbeispiel – Bibliotheksdatei: Eine CSV enthält die Spalte `ausleihtage`, das Programm sucht `ausleih_tage`. Beobachtung: `KeyError`; Hypothese: Spaltenname weicht ab; Test: Kopfzeile ausgeben; Befund: `ausleihtage` steht dort; Korrektur: den Code an die vorhandene Spalte anpassen. Die Lernagenten-Datei und ein fachlicher Modellfehler bleiben für die Aufgabe offen.</w:t>
       </w:r>
     </w:p>
     <w:p>
@@ -14801,14 +14643,7 @@
               <w:spacing w:after="80"/>
             </w:pPr>
             <w:r>
-              <w:rPr>
-                <w:b/>
-              </w:rPr>
-              <w:t>Ausgangssituation</w:t>
-              <w:br/>
-            </w:r>
-            <w:r>
-              <w:t>Du erschließt dir in diesem Kapitel „KI-Werkzeuge für BWL-Probleme auswählen“ anhand der vorhandenen betrieblichen oder technischen Ausgangslage.</w:t>
+              <w:t>Die Schule überlegt, ob ein Lernagent eine nächste Übung empfehlen soll. Dafür stehen eine feste Regel, eine eigene ML-Lösung oder ein externer Dienst im Raum.</w:t>
             </w:r>
           </w:p>
           <w:p>
@@ -14974,7 +14809,7 @@
         <w:pStyle w:val="R8Information"/>
       </w:pPr>
       <w:r>
-        <w:t>Durchgearbeitetes Parallelbeispiel – Parallelbeispiel – Mensa-Bestellungen: Die Küche möchte die Anzahl vegetarischer Menüs am Vortag besser einschätzen. Eine feste Vorbestellregel könnte reichen; ein eigener Prognosecode wäre anpassbar, aber zu pflegen; ein externer Dienst müsste Bestelldaten erhalten. Zuerst wird geprüft, ob tägliche Bestellzahlen überhaupt vorliegen und ob ein einfacher Ablauf das Problem schon löst. Dieses Beispiel entscheidet nichts über den Lernagenten.</w:t>
+        <w:t>Durchgearbeitetes Parallelbeispiel – Mensa-Bestellungen: Die Küche möchte die Anzahl vegetarischer Menüs am Vortag besser einschätzen. Eine feste Vorbestellregel könnte reichen; ein eigener Prognosecode wäre anpassbar, aber zu pflegen; ein externer Dienst müsste Bestelldaten erhalten. Zuerst wird geprüft, ob tägliche Bestellzahlen überhaupt vorliegen und ob ein einfacher Ablauf das Problem schon löst. Dieses Beispiel entscheidet nichts über den Lernagenten.</w:t>
       </w:r>
     </w:p>
     <w:p>
@@ -15672,14 +15507,7 @@
               <w:spacing w:after="80"/>
             </w:pPr>
             <w:r>
-              <w:rPr>
-                <w:b/>
-              </w:rPr>
-              <w:t>Ausgangssituation</w:t>
-              <w:br/>
-            </w:r>
-            <w:r>
-              <w:t>Du erschließt dir in diesem Kapitel „Kriterien gewichten und bewerten“ anhand der vorhandenen betrieblichen oder technischen Ausgangslage.</w:t>
+              <w:t>Ein Entscheidungsteam bewertet für den Lernagenten mehrere technische Wege. Es möchte die Gewichte und Punktwerte offenlegen, statt eine scheinbar objektive Rangfolge zu behaupten.</w:t>
             </w:r>
           </w:p>
           <w:p>
@@ -15687,14 +15515,7 @@
               <w:spacing w:before="100"/>
             </w:pPr>
             <w:r>
-              <w:rPr>
-                <w:b/>
-              </w:rPr>
-              <w:t>Aufgabe – Jetzt tun</w:t>
-              <w:br/>
-            </w:r>
-            <w:r>
-              <w:t>ML-K21-A01 · 12.3 Fallstudie: Werkzeug für einen Lernagenten</w:t>
+              <w:t>Einstieg: Lies in 21.2 die leere Kriterienmatrix und prüfe, ob die sechs Gewichte zusammen 100 ergeben. Trage noch keine Punktwerte ohne begründete Annahme ein.</w:t>
             </w:r>
           </w:p>
         </w:tc>
@@ -15706,18 +15527,6 @@
       </w:pPr>
       <w:r>
         <w:t>ML-K21-A01 · Fallstudie: Werkzeug für einen Lernagenten</w:t>
-      </w:r>
-    </w:p>
-    <w:p>
-      <w:pPr>
-        <w:shd w:fill="FFF1DD"/>
-        <w:pBdr>
-          <w:left w:val="single" w:sz="16" w:space="8" w:color="D9822B"/>
-        </w:pBdr>
-        <w:ind w:left="220"/>
-      </w:pPr>
-      <w:r>
-        <w:t>Material: `notebooks/04_ki_tools_bwl.ipynb` · Abgabe: `abgaben/ML-K21-A01` · Prüfnachweis: Ergebnis, Deutung, mindestens ein Test- oder Grenzfall.</w:t>
       </w:r>
     </w:p>
     <w:tbl>
@@ -17885,14 +17694,7 @@
               <w:spacing w:after="80"/>
             </w:pPr>
             <w:r>
-              <w:rPr>
-                <w:b/>
-              </w:rPr>
-              <w:t>Ausgangssituation</w:t>
-              <w:br/>
-            </w:r>
-            <w:r>
-              <w:t>Du erschließt dir in diesem Kapitel „Wirtschaftlichkeit und Verantwortung zusammendenken“ anhand der vorhandenen betrieblichen oder technischen Ausgangslage.</w:t>
+              <w:t>Die Projektgruppe muss ihre Werkzeugentscheidung gegenüber einer Schulleitung erklären. Dafür reichen technische Fachwörter oder ein einzelner Punktwert nicht aus.</w:t>
             </w:r>
           </w:p>
           <w:p>
@@ -18058,7 +17860,7 @@
         <w:pStyle w:val="R8Information"/>
       </w:pPr>
       <w:r>
-        <w:t>Durchgearbeitetes Parallelbeispiel – Parallelbeispiel – Schulbücherei: ‚Wir möchten Rückgaben besser planen. Ein einfacher Erinnerungsprozess reicht für einen kleinen Test. Dafür sprechen die vorhandenen Ausleihdaten; ungeprüfte Empfängeradressen sind das Hauptrisiko. Wir starten mit zehn synthetischen Fällen und stoppen bei einer falschen Zuordnung.‘ Diese Reihenfolge zeigt Problem, Weg, Beleg, Risiko und Pilot, ohne die Entscheidung zum Lernagenten zu liefern.</w:t>
+        <w:t>Durchgearbeitetes Parallelbeispiel – Schulbücherei: ‚Wir möchten Rückgaben besser planen. Ein einfacher Erinnerungsprozess reicht für einen kleinen Test. Dafür sprechen die vorhandenen Ausleihdaten; ungeprüfte Empfängeradressen sind das Hauptrisiko. Wir starten mit zehn synthetischen Fällen und stoppen bei einer falschen Zuordnung.‘ Diese Reihenfolge zeigt Problem, Weg, Beleg, Risiko und Pilot, ohne die Entscheidung zum Lernagenten zu liefern.</w:t>
       </w:r>
     </w:p>
     <w:p>

--- a/lernskripte/ML_R8_Vertiefung_BKWI2_A4_Desktop_Prueffassung.docx
+++ b/lernskripte/ML_R8_Vertiefung_BKWI2_A4_Desktop_Prueffassung.docx
@@ -47,6 +47,40 @@
               <w:rPr>
                 <w:rFonts w:ascii="Arial" w:hAnsi="Arial" w:eastAsia="Arial" w:cs="Arial"/>
               </w:rPr>
+            </w:r>
+            <w:r>
+              <w:drawing>
+                <wp:inline xmlns:a="http://schemas.openxmlformats.org/drawingml/2006/main" xmlns:pic="http://schemas.openxmlformats.org/drawingml/2006/picture">
+                  <wp:extent cx="5040000" cy="1680000"/>
+                  <wp:docPr id="12" name="Picture 12" title="EduCode Logo" descr="EduCode Logo mit fünf farbigen Kreisen"/>
+                  <wp:cNvGraphicFramePr>
+                    <a:graphicFrameLocks noChangeAspect="1"/>
+                  </wp:cNvGraphicFramePr>
+                  <a:graphic>
+                    <a:graphicData uri="http://schemas.openxmlformats.org/drawingml/2006/picture">
+                      <pic:pic>
+                        <pic:nvPicPr>
+                          <pic:cNvPr id="0" name="image.png"/>
+                          <pic:cNvPicPr/>
+                        </pic:nvPicPr>
+                        <pic:blipFill>
+                          <a:blip r:embed="rId26"/>
+                          <a:stretch>
+                            <a:fillRect/>
+                          </a:stretch>
+                        </pic:blipFill>
+                        <pic:spPr>
+                          <a:xfrm>
+                            <a:off x="0" y="0"/>
+                            <a:ext cx="5040000" cy="1680000"/>
+                          </a:xfrm>
+                          <a:prstGeom prst="rect"/>
+                        </pic:spPr>
+                      </pic:pic>
+                    </a:graphicData>
+                  </a:graphic>
+                </wp:inline>
+              </w:drawing>
             </w:r>
           </w:p>
           <w:p>
